--- a/word_reports/LP_0060_위치_428_Anne Murray_Anne Murray C.docx
+++ b/word_reports/LP_0060_위치_428_Anne Murray_Anne Murray C.docx
@@ -4,7 +4,7 @@
   <w:body>
     <w:p>
       <w:pPr>
-        <w:spacing w:after="280"/>
+        <w:spacing w:after="80"/>
       </w:pPr>
       <w:r>
         <w:rPr w:rFonts="맑은 고딕">
@@ -13,94 +13,47 @@
           <w:color w:val="1E3A8A"/>
           <w:sz w:val="30"/>
         </w:rPr>
-        <w:t>[428] Anne Murray - Anne Murray Collection</w:t>
+        <w:t>Anne Murray (앤 머레이) - Anne Murray Collection</w:t>
       </w:r>
     </w:p>
     <w:p>
       <w:pPr>
-        <w:spacing w:after="320"/>
+        <w:spacing w:after="240"/>
       </w:pPr>
       <w:r>
         <w:rPr w:rFonts="맑은 고딕">
           <w:rFonts w:ascii="맑은 고딕" w:hAnsi="맑은 고딕" w:eastAsia="맑은 고딕"/>
           <w:b/>
-          <w:sz w:val="20"/>
+          <w:color w:val="4B5563"/>
+          <w:sz w:val="22"/>
         </w:rPr>
-        <w:t>■ 위치 : 428</w:t>
-        <w:br/>
-      </w:r>
-      <w:r>
-        <w:rPr w:rFonts="맑은 고딕">
-          <w:rFonts w:ascii="맑은 고딕" w:hAnsi="맑은 고딕" w:eastAsia="맑은 고딕"/>
-          <w:b/>
-          <w:sz w:val="20"/>
-        </w:rPr>
-        <w:t>■ 아티스트 : Anne Murray</w:t>
-        <w:br/>
-      </w:r>
-      <w:r>
-        <w:rPr w:rFonts="맑은 고딕">
-          <w:rFonts w:ascii="맑은 고딕" w:hAnsi="맑은 고딕" w:eastAsia="맑은 고딕"/>
-          <w:b/>
-          <w:sz w:val="20"/>
-        </w:rPr>
-        <w:t>■ 앨범명 : Anne Murray Collection</w:t>
-        <w:br/>
-      </w:r>
-      <w:r>
-        <w:rPr w:rFonts="맑은 고딕">
-          <w:rFonts w:ascii="맑은 고딕" w:hAnsi="맑은 고딕" w:eastAsia="맑은 고딕"/>
-          <w:b w:val="0"/>
-          <w:sz w:val="20"/>
-        </w:rPr>
-        <w:t>■ 음반 레이블 : Capitol Records</w:t>
-        <w:br/>
-      </w:r>
-      <w:r>
-        <w:rPr w:rFonts="맑은 고딕">
-          <w:rFonts w:ascii="맑은 고딕" w:hAnsi="맑은 고딕" w:eastAsia="맑은 고딕"/>
-          <w:b w:val="0"/>
-          <w:sz w:val="20"/>
-        </w:rPr>
-        <w:t>■ 발매년도 : 1984</w:t>
-        <w:br/>
-      </w:r>
-      <w:r>
-        <w:rPr w:rFonts="맑은 고딕">
-          <w:rFonts w:ascii="맑은 고딕" w:hAnsi="맑은 고딕" w:eastAsia="맑은 고딕"/>
-          <w:b w:val="0"/>
-          <w:sz w:val="20"/>
-        </w:rPr>
-        <w:t>■ 장르 : 컨트리 팝 (Country Pop), 이지 리스닝 (Easy Listening), 어덜트 컨템퍼러리 (Adult Contemporary)</w:t>
-        <w:br/>
-      </w:r>
-      <w:r>
-        <w:rPr w:rFonts="맑은 고딕">
-          <w:rFonts w:ascii="맑은 고딕" w:hAnsi="맑은 고딕" w:eastAsia="맑은 고딕"/>
-          <w:b w:val="0"/>
-          <w:sz w:val="20"/>
-        </w:rPr>
-        <w:t>■ 주요 수록곡 : - Snowbird</w:t>
-        <w:br/>
+        <w:t>위치 :  428</w:t>
       </w:r>
     </w:p>
     <w:p>
       <w:pPr>
-        <w:spacing w:after="160"/>
+        <w:spacing w:line="324" w:lineRule="auto" w:before="80" w:after="160"/>
       </w:pPr>
       <w:r>
         <w:rPr w:rFonts="맑은 고딕">
           <w:rFonts w:ascii="맑은 고딕" w:hAnsi="맑은 고딕" w:eastAsia="맑은 고딕"/>
           <w:b/>
           <w:color w:val="1F2937"/>
-          <w:sz w:val="24"/>
+          <w:sz w:val="22"/>
         </w:rPr>
-        <w:t>■ 음반 해설 및 감상 가이드</w:t>
+        <w:t xml:space="preserve">[음반 소개] </w:t>
+      </w:r>
+      <w:r>
+        <w:rPr w:rFonts="맑은 고딕">
+          <w:rFonts w:ascii="맑은 고딕" w:hAnsi="맑은 고딕" w:eastAsia="맑은 고딕"/>
+          <w:b w:val="0"/>
+          <w:sz w:val="21"/>
+        </w:rPr>
       </w:r>
     </w:p>
     <w:p>
       <w:pPr>
-        <w:spacing w:line="312" w:lineRule="auto" w:after="120"/>
+        <w:spacing w:line="324" w:lineRule="auto" w:after="120"/>
       </w:pPr>
       <w:r>
         <w:rPr w:rFonts="맑은 고딕">
@@ -108,51 +61,516 @@
           <w:b w:val="0"/>
           <w:sz w:val="21"/>
         </w:rPr>
-        <w:t>캐나다 출신의 전설적인 여성 포크·컨트리 디바 앤 머레이(Anne Murray)는 1970년대와 80년대에 걸쳐 컨트리와 팝 음악의 경계를 자연스럽게 허물며 대중음악사에 깊은 족적을 남긴 거장입니다. 본 앨범 《Anne Murray Collection》은 그녀가 전성기 시절 발표하여 전 세계 음악 팬들의 사랑을 받았던 명곡들을 정교하게 엄선한 베스트 음반입니다. 캐나다 여성 아티스트 최초로 빌보드 싱글 차트 1위에 오르며 국제적인 명성을 확립한 그녀의 음악적 정수가 이 한 장의 LP에 오롯이 담겨 있습니다.</w:t>
+        <w:t>캐나다의 드넓은 설원을 지나 가슴 깊은 곳으로 스며드는 온기를 지닌 아티스트, 앤 머레이의 찬란한 음악적 여정을 갈무리한 기념비적인 컴필레이션 앨범입니다. 그녀의 시그니처라 할 수 있는 풍요롭고 깊은 콘트랄토(Contralto) 보컬은 컨트리와 팝의 경계를 우아하게 허물며 세대를 초월한 서정적 감동을 선사합니다. 대중음악사에서 가장 따스한 위로를 건네온 그녀의 명곡들이 정갈하게 수록된 이 음반은, 절제된 어쿠스틱 편곡과 티 없이 맑은 감수성으로 듣는 이의 영혼을 부드럽게 감싸 안아줍니다.</w:t>
       </w:r>
     </w:p>
     <w:p>
       <w:pPr>
-        <w:spacing w:line="312" w:lineRule="auto" w:after="120"/>
+        <w:spacing w:line="324" w:lineRule="auto" w:before="200" w:after="80"/>
       </w:pPr>
+      <w:r>
+        <w:rPr w:rFonts="맑은 고딕">
+          <w:rFonts w:ascii="맑은 고딕" w:hAnsi="맑은 고딕" w:eastAsia="맑은 고딕"/>
+          <w:b/>
+          <w:color w:val="1E3A8A"/>
+          <w:sz w:val="24"/>
+        </w:rPr>
+        <w:t>1. 음반 데이터</w:t>
+      </w:r>
+    </w:p>
+    <w:p>
+      <w:pPr>
+        <w:spacing w:line="324" w:lineRule="auto" w:after="80"/>
+      </w:pPr>
+      <w:r>
+        <w:rPr w:rFonts="맑은 고딕">
+          <w:rFonts w:ascii="맑은 고딕" w:hAnsi="맑은 고딕" w:eastAsia="맑은 고딕"/>
+          <w:b w:val="0"/>
+          <w:color w:val="6B7280"/>
+          <w:sz w:val="21"/>
+        </w:rPr>
+        <w:t xml:space="preserve">· </w:t>
+      </w:r>
+      <w:r>
+        <w:rPr w:rFonts="맑은 고딕">
+          <w:rFonts w:ascii="맑은 고딕" w:hAnsi="맑은 고딕" w:eastAsia="맑은 고딕"/>
+          <w:b/>
+          <w:color w:val="1F2937"/>
+          <w:sz w:val="21"/>
+        </w:rPr>
+        <w:t xml:space="preserve">앨범명: </w:t>
+      </w:r>
       <w:r>
         <w:rPr w:rFonts="맑은 고딕">
           <w:rFonts w:ascii="맑은 고딕" w:hAnsi="맑은 고딕" w:eastAsia="맑은 고딕"/>
           <w:b w:val="0"/>
           <w:sz w:val="21"/>
         </w:rPr>
-        <w:t>앤 머레이의 보컬이 지닌 가장 큰 매력은 단연 깊고 따뜻한 콘트랄토(Contralto) 음색에 있습니다. 그녀의 목소리는 과장된 기교나 과도한 감정 과잉 없이, 듣는 이의 마음을 편안하게 감싸 안는 특유의 벨벳 같은 질감을 자랑합니다. 화려함보다는 진정성 어린 서정성과 명확한 가사 전달력으로 곡이 가진 서사를 담담하고도 깊이 있게 풀어내며, 어쿠스틱 기타, 바이올린, 감 감미로운 피아노 연주가 어우러진 세련된 편곡은 그녀의 보컬을 더욱 빛나게 해줍니다.</w:t>
+        <w:t>Anne Murray Collection</w:t>
       </w:r>
     </w:p>
     <w:p>
       <w:pPr>
-        <w:spacing w:line="312" w:lineRule="auto" w:after="120"/>
+        <w:spacing w:line="324" w:lineRule="auto" w:after="80"/>
       </w:pPr>
+      <w:r>
+        <w:rPr w:rFonts="맑은 고딕">
+          <w:rFonts w:ascii="맑은 고딕" w:hAnsi="맑은 고딕" w:eastAsia="맑은 고딕"/>
+          <w:b w:val="0"/>
+          <w:color w:val="6B7280"/>
+          <w:sz w:val="21"/>
+        </w:rPr>
+        <w:t xml:space="preserve">· </w:t>
+      </w:r>
+      <w:r>
+        <w:rPr w:rFonts="맑은 고딕">
+          <w:rFonts w:ascii="맑은 고딕" w:hAnsi="맑은 고딕" w:eastAsia="맑은 고딕"/>
+          <w:b/>
+          <w:color w:val="1F2937"/>
+          <w:sz w:val="21"/>
+        </w:rPr>
+        <w:t xml:space="preserve">아티스트: </w:t>
+      </w:r>
       <w:r>
         <w:rPr w:rFonts="맑은 고딕">
           <w:rFonts w:ascii="맑은 고딕" w:hAnsi="맑은 고딕" w:eastAsia="맑은 고딕"/>
           <w:b w:val="0"/>
           <w:sz w:val="21"/>
         </w:rPr>
-        <w:t>수록곡 하나하나가 팝 음악사의 찬란한 고전들로 채워져 있습니다. 그녀를 세계적인 스타덤에 올린 청량하고 서정적인 "Snowbird"를 시작으로, 그래미 어워드 수상작이자 빌보드 핫 100 1위를 기록하며 감동을 선사했던 명곡 "You Needed Me"는 앨범의 단연 하이라이트입니다. 또한 톡톡 튀는 리듬 속에 따스한 가족애를 담은 "Danny's Song"과 영화 《도시의 카우보이》에 삽입되어 낭만적인 왈츠 리듬으로 큰 사랑을 받은 "Could I Have This Dance"는 아날로그 LP 특유의 따뜻한 공간감과 완벽한 조화를 이룹니다.</w:t>
+        <w:t>Anne Murray (앤 머레이)</w:t>
       </w:r>
     </w:p>
     <w:p>
       <w:pPr>
-        <w:spacing w:line="312" w:lineRule="auto" w:after="120"/>
+        <w:spacing w:line="324" w:lineRule="auto" w:after="80"/>
       </w:pPr>
+      <w:r>
+        <w:rPr w:rFonts="맑은 고딕">
+          <w:rFonts w:ascii="맑은 고딕" w:hAnsi="맑은 고딕" w:eastAsia="맑은 고딕"/>
+          <w:b w:val="0"/>
+          <w:color w:val="6B7280"/>
+          <w:sz w:val="21"/>
+        </w:rPr>
+        <w:t xml:space="preserve">· </w:t>
+      </w:r>
+      <w:r>
+        <w:rPr w:rFonts="맑은 고딕">
+          <w:rFonts w:ascii="맑은 고딕" w:hAnsi="맑은 고딕" w:eastAsia="맑은 고딕"/>
+          <w:b/>
+          <w:color w:val="1F2937"/>
+          <w:sz w:val="21"/>
+        </w:rPr>
+        <w:t xml:space="preserve">발매 정보: </w:t>
+      </w:r>
       <w:r>
         <w:rPr w:rFonts="맑은 고딕">
           <w:rFonts w:ascii="맑은 고딕" w:hAnsi="맑은 고딕" w:eastAsia="맑은 고딕"/>
           <w:b w:val="0"/>
           <w:sz w:val="21"/>
         </w:rPr>
-        <w:t>《Anne Murray Collection》 LP는 단순한 히트곡 모음집을 넘어, 바쁜 현대인의 지친 감성을 부드럽게 토닥여주는 휴식과도 같은 명반입니다. 깊어가는 밤, 따뜻한 조명 아래 LP 판 위에 바늘을 올렸을 때 스피커를 통해 흐르는 그녀의 정갈하고 아늑한 음성은 고단한 하루 끝에 선사하는 최고의 위로가 될 것입니다. 1970~80년대 컨트리 팝 황금기의 아날로그 사운드를 고스란히 소장하고자 하는 음악 애호가와 음반 컬렉터에게 유용한 가치를 지닌 음반입니다.</w:t>
+        <w:t>1970~80년대를 풍미하며 전 세계 음악 애호가들의 마음을 사로잡았던 앤 머레이의 황금기 대표작들을 엄선하여 정성스럽게 엮어낸 정선집(Collection)입니다. Capitol/EMI의 뛰어난 사운드 마스터링 기술을 바탕으로 아티스트 고유의 담백하고 품격 있는 보컬 톤을 온전히 살려낸 음악사적 보존 가치가 높은 음반입니다.</w:t>
+      </w:r>
+    </w:p>
+    <w:p>
+      <w:pPr>
+        <w:spacing w:line="324" w:lineRule="auto" w:after="80"/>
+      </w:pPr>
+      <w:r>
+        <w:rPr w:rFonts="맑은 고딕">
+          <w:rFonts w:ascii="맑은 고딕" w:hAnsi="맑은 고딕" w:eastAsia="맑은 고딕"/>
+          <w:b w:val="0"/>
+          <w:color w:val="6B7280"/>
+          <w:sz w:val="21"/>
+        </w:rPr>
+        <w:t xml:space="preserve">· </w:t>
+      </w:r>
+      <w:r>
+        <w:rPr w:rFonts="맑은 고딕">
+          <w:rFonts w:ascii="맑은 고딕" w:hAnsi="맑은 고딕" w:eastAsia="맑은 고딕"/>
+          <w:b/>
+          <w:color w:val="1F2937"/>
+          <w:sz w:val="21"/>
+        </w:rPr>
+        <w:t xml:space="preserve">LP 인기도(판매량): </w:t>
+      </w:r>
+      <w:r>
+        <w:rPr w:rFonts="맑은 고딕">
+          <w:rFonts w:ascii="맑은 고딕" w:hAnsi="맑은 고딕" w:eastAsia="맑은 고딕"/>
+          <w:b w:val="0"/>
+          <w:sz w:val="21"/>
+        </w:rPr>
+        <w:t>앤 머레이는 전 세계 통산 5,500만 장 이상의 경이적인 음반 판매고를 기록한 슈퍼스타로, 본 앨범에 수록된 싱글들 역시 빌보드 핫 100 1위 및 어덜트 컨템포러리 차트 정상을 휩쓸며 다수의 골드 및 플래티넘 디스크를 달성하는 상업적 대성공을 거두었습니다.</w:t>
+      </w:r>
+    </w:p>
+    <w:p>
+      <w:pPr>
+        <w:spacing w:line="324" w:lineRule="auto" w:after="80"/>
+      </w:pPr>
+      <w:r>
+        <w:rPr w:rFonts="맑은 고딕">
+          <w:rFonts w:ascii="맑은 고딕" w:hAnsi="맑은 고딕" w:eastAsia="맑은 고딕"/>
+          <w:b w:val="0"/>
+          <w:color w:val="6B7280"/>
+          <w:sz w:val="21"/>
+        </w:rPr>
+        <w:t xml:space="preserve">· </w:t>
+      </w:r>
+      <w:r>
+        <w:rPr w:rFonts="맑은 고딕">
+          <w:rFonts w:ascii="맑은 고딕" w:hAnsi="맑은 고딕" w:eastAsia="맑은 고딕"/>
+          <w:b/>
+          <w:color w:val="1F2937"/>
+          <w:sz w:val="21"/>
+        </w:rPr>
+        <w:t xml:space="preserve">각종 수상경력: </w:t>
+      </w:r>
+      <w:r>
+        <w:rPr w:rFonts="맑은 고딕">
+          <w:rFonts w:ascii="맑은 고딕" w:hAnsi="맑은 고딕" w:eastAsia="맑은 고딕"/>
+          <w:b w:val="0"/>
+          <w:sz w:val="21"/>
+        </w:rPr>
+        <w:t>대중음악계 최고 권위의 그래미 어워드(Grammy Awards) 4회 수상을 비롯하여, 캐나다의 주노 어워드(Juno Awards) 24회 수상, 컨트리 음악 협회(CMA) ‘올해의 싱글상’ 등 팝과 컨트리 양대 진영의 주요 상을 섭렵하며 시대의 아이콘으로 공인받았습니다.</w:t>
+      </w:r>
+    </w:p>
+    <w:p>
+      <w:pPr>
+        <w:spacing w:line="324" w:lineRule="auto" w:before="200" w:after="80"/>
+      </w:pPr>
+      <w:r>
+        <w:rPr w:rFonts="맑은 고딕">
+          <w:rFonts w:ascii="맑은 고딕" w:hAnsi="맑은 고딕" w:eastAsia="맑은 고딕"/>
+          <w:b/>
+          <w:color w:val="1E3A8A"/>
+          <w:sz w:val="24"/>
+        </w:rPr>
+        <w:t>2. 아티스트 정보</w:t>
+      </w:r>
+    </w:p>
+    <w:p>
+      <w:pPr>
+        <w:spacing w:line="324" w:lineRule="auto" w:after="80"/>
+      </w:pPr>
+      <w:r>
+        <w:rPr w:rFonts="맑은 고딕">
+          <w:rFonts w:ascii="맑은 고딕" w:hAnsi="맑은 고딕" w:eastAsia="맑은 고딕"/>
+          <w:b w:val="0"/>
+          <w:color w:val="6B7280"/>
+          <w:sz w:val="21"/>
+        </w:rPr>
+        <w:t xml:space="preserve">· </w:t>
+      </w:r>
+      <w:r>
+        <w:rPr w:rFonts="맑은 고딕">
+          <w:rFonts w:ascii="맑은 고딕" w:hAnsi="맑은 고딕" w:eastAsia="맑은 고딕"/>
+          <w:b/>
+          <w:color w:val="1F2937"/>
+          <w:sz w:val="21"/>
+        </w:rPr>
+        <w:t xml:space="preserve">국적: </w:t>
+      </w:r>
+      <w:r>
+        <w:rPr w:rFonts="맑은 고딕">
+          <w:rFonts w:ascii="맑은 고딕" w:hAnsi="맑은 고딕" w:eastAsia="맑은 고딕"/>
+          <w:b w:val="0"/>
+          <w:sz w:val="21"/>
+        </w:rPr>
+        <w:t>캐나다 (Canada)</w:t>
+      </w:r>
+    </w:p>
+    <w:p>
+      <w:pPr>
+        <w:spacing w:line="324" w:lineRule="auto" w:after="80"/>
+      </w:pPr>
+      <w:r>
+        <w:rPr w:rFonts="맑은 고딕">
+          <w:rFonts w:ascii="맑은 고딕" w:hAnsi="맑은 고딕" w:eastAsia="맑은 고딕"/>
+          <w:b w:val="0"/>
+          <w:color w:val="6B7280"/>
+          <w:sz w:val="21"/>
+        </w:rPr>
+        <w:t xml:space="preserve">· </w:t>
+      </w:r>
+      <w:r>
+        <w:rPr w:rFonts="맑은 고딕">
+          <w:rFonts w:ascii="맑은 고딕" w:hAnsi="맑은 고딕" w:eastAsia="맑은 고딕"/>
+          <w:b/>
+          <w:color w:val="1F2937"/>
+          <w:sz w:val="21"/>
+        </w:rPr>
+        <w:t xml:space="preserve">생몰년도: </w:t>
+      </w:r>
+      <w:r>
+        <w:rPr w:rFonts="맑은 고딕">
+          <w:rFonts w:ascii="맑은 고딕" w:hAnsi="맑은 고딕" w:eastAsia="맑은 고딕"/>
+          <w:b w:val="0"/>
+          <w:sz w:val="21"/>
+        </w:rPr>
+        <w:t>1945년 6월 20일 ~ 현재</w:t>
+      </w:r>
+    </w:p>
+    <w:p>
+      <w:pPr>
+        <w:spacing w:line="324" w:lineRule="auto" w:after="80"/>
+      </w:pPr>
+      <w:r>
+        <w:rPr w:rFonts="맑은 고딕">
+          <w:rFonts w:ascii="맑은 고딕" w:hAnsi="맑은 고딕" w:eastAsia="맑은 고딕"/>
+          <w:b w:val="0"/>
+          <w:color w:val="6B7280"/>
+          <w:sz w:val="21"/>
+        </w:rPr>
+        <w:t xml:space="preserve">· </w:t>
+      </w:r>
+      <w:r>
+        <w:rPr w:rFonts="맑은 고딕">
+          <w:rFonts w:ascii="맑은 고딕" w:hAnsi="맑은 고딕" w:eastAsia="맑은 고딕"/>
+          <w:b/>
+          <w:color w:val="1F2937"/>
+          <w:sz w:val="21"/>
+        </w:rPr>
+        <w:t xml:space="preserve">그룹 소속: </w:t>
+      </w:r>
+      <w:r>
+        <w:rPr w:rFonts="맑은 고딕">
+          <w:rFonts w:ascii="맑은 고딕" w:hAnsi="맑은 고딕" w:eastAsia="맑은 고딕"/>
+          <w:b w:val="0"/>
+          <w:sz w:val="21"/>
+        </w:rPr>
+        <w:t>솔로 (Solo)</w:t>
+      </w:r>
+    </w:p>
+    <w:p>
+      <w:pPr>
+        <w:spacing w:line="324" w:lineRule="auto" w:after="80"/>
+      </w:pPr>
+      <w:r>
+        <w:rPr w:rFonts="맑은 고딕">
+          <w:rFonts w:ascii="맑은 고딕" w:hAnsi="맑은 고딕" w:eastAsia="맑은 고딕"/>
+          <w:b w:val="0"/>
+          <w:color w:val="6B7280"/>
+          <w:sz w:val="21"/>
+        </w:rPr>
+        <w:t xml:space="preserve">· </w:t>
+      </w:r>
+      <w:r>
+        <w:rPr w:rFonts="맑은 고딕">
+          <w:rFonts w:ascii="맑은 고딕" w:hAnsi="맑은 고딕" w:eastAsia="맑은 고딕"/>
+          <w:b/>
+          <w:color w:val="1F2937"/>
+          <w:sz w:val="21"/>
+        </w:rPr>
+        <w:t xml:space="preserve">아티스트 소개: </w:t>
+      </w:r>
+      <w:r>
+        <w:rPr w:rFonts="맑은 고딕">
+          <w:rFonts w:ascii="맑은 고딕" w:hAnsi="맑은 고딕" w:eastAsia="맑은 고딕"/>
+          <w:b w:val="0"/>
+          <w:sz w:val="21"/>
+        </w:rPr>
+        <w:t>'캐나다의 가희(Canadian Songbird)'로 칭송받는 앤 머레이는 벨벳처럼 부드럽고 그윽한 저음의 보컬을 통해 팝, 컨트리, 이지리스닝의 경계를 완전히 허문 선구자적 여성 보컬리스트입니다. 그녀가 개척한 세련되고 절제된 어덜트 팝의 문법은 훗날 셀린 디온, 샤니아 트웨인 등 수많은 후배 아티스트들이 세계무대로 뻗어나갈 수 있는 길을 열어주었습니다.</w:t>
+      </w:r>
+    </w:p>
+    <w:p>
+      <w:pPr>
+        <w:spacing w:line="324" w:lineRule="auto" w:before="200" w:after="80"/>
+      </w:pPr>
+      <w:r>
+        <w:rPr w:rFonts="맑은 고딕">
+          <w:rFonts w:ascii="맑은 고딕" w:hAnsi="맑은 고딕" w:eastAsia="맑은 고딕"/>
+          <w:b/>
+          <w:color w:val="1E3A8A"/>
+          <w:sz w:val="24"/>
+        </w:rPr>
+        <w:t>3. 음반 상세 분석</w:t>
+      </w:r>
+    </w:p>
+    <w:p>
+      <w:pPr>
+        <w:spacing w:line="324" w:lineRule="auto" w:after="80"/>
+      </w:pPr>
+      <w:r>
+        <w:rPr w:rFonts="맑은 고딕">
+          <w:rFonts w:ascii="맑은 고딕" w:hAnsi="맑은 고딕" w:eastAsia="맑은 고딕"/>
+          <w:b w:val="0"/>
+          <w:color w:val="6B7280"/>
+          <w:sz w:val="21"/>
+        </w:rPr>
+        <w:t xml:space="preserve">· </w:t>
+      </w:r>
+      <w:r>
+        <w:rPr w:rFonts="맑은 고딕">
+          <w:rFonts w:ascii="맑은 고딕" w:hAnsi="맑은 고딕" w:eastAsia="맑은 고딕"/>
+          <w:b/>
+          <w:color w:val="1F2937"/>
+          <w:sz w:val="21"/>
+        </w:rPr>
+        <w:t xml:space="preserve">역사적 위치: </w:t>
+      </w:r>
+      <w:r>
+        <w:rPr w:rFonts="맑은 고딕">
+          <w:rFonts w:ascii="맑은 고딕" w:hAnsi="맑은 고딕" w:eastAsia="맑은 고딕"/>
+          <w:b w:val="0"/>
+          <w:sz w:val="21"/>
+        </w:rPr>
+        <w:t>팝과 컨트리가 가장 지적이고 감미로운 형태로 융합되던 70~80년대 크로스오버 미학의 최정점을 보여주는 앨범입니다. 과장된 기교나 인위적인 기믹을 배제한 채 오롯이 유려한 멜로디와 정직한 보컬의 힘으로 곡을 이끌어가는 정통 팝 보컬의 영원한 클래식을 담아내고 있습니다.</w:t>
+      </w:r>
+    </w:p>
+    <w:p>
+      <w:pPr>
+        <w:spacing w:line="324" w:lineRule="auto" w:after="80"/>
+      </w:pPr>
+      <w:r>
+        <w:rPr w:rFonts="맑은 고딕">
+          <w:rFonts w:ascii="맑은 고딕" w:hAnsi="맑은 고딕" w:eastAsia="맑은 고딕"/>
+          <w:b w:val="0"/>
+          <w:color w:val="6B7280"/>
+          <w:sz w:val="21"/>
+        </w:rPr>
+        <w:t xml:space="preserve">· </w:t>
+      </w:r>
+      <w:r>
+        <w:rPr w:rFonts="맑은 고딕">
+          <w:rFonts w:ascii="맑은 고딕" w:hAnsi="맑은 고딕" w:eastAsia="맑은 고딕"/>
+          <w:b/>
+          <w:color w:val="1F2937"/>
+          <w:sz w:val="21"/>
+        </w:rPr>
+        <w:t xml:space="preserve">시대의 흔적(스토리텔링): </w:t>
+      </w:r>
+      <w:r>
+        <w:rPr w:rFonts="맑은 고딕">
+          <w:rFonts w:ascii="맑은 고딕" w:hAnsi="맑은 고딕" w:eastAsia="맑은 고딕"/>
+          <w:b w:val="0"/>
+          <w:sz w:val="21"/>
+        </w:rPr>
+        <w:t>라디오를 통해 울려 퍼지던 그녀의 담담한 위로는 격동과 분주함으로 점철되었던 당대 청춘들에게 더없는 평안과 안식처를 제공해 주었습니다. 사랑과 이별, 삶의 소박한 희망을 노래한 소리골 속에는 아날로그 시절 음악을 소중히 다루며 가슴에 품었던 사람들의 순수한 낭만이 고스란히 스며있습니다.</w:t>
+      </w:r>
+    </w:p>
+    <w:p>
+      <w:pPr>
+        <w:spacing w:line="324" w:lineRule="auto" w:before="200" w:after="80"/>
+      </w:pPr>
+      <w:r>
+        <w:rPr w:rFonts="맑은 고딕">
+          <w:rFonts w:ascii="맑은 고딕" w:hAnsi="맑은 고딕" w:eastAsia="맑은 고딕"/>
+          <w:b/>
+          <w:color w:val="1E3A8A"/>
+          <w:sz w:val="24"/>
+        </w:rPr>
+        <w:t>4. 주요 수록곡 및 감상 제언</w:t>
+      </w:r>
+    </w:p>
+    <w:p>
+      <w:pPr>
+        <w:spacing w:line="324" w:lineRule="auto" w:after="80"/>
+      </w:pPr>
+      <w:r>
+        <w:rPr w:rFonts="맑은 고딕">
+          <w:rFonts w:ascii="맑은 고딕" w:hAnsi="맑은 고딕" w:eastAsia="맑은 고딕"/>
+          <w:b w:val="0"/>
+          <w:color w:val="6B7280"/>
+          <w:sz w:val="21"/>
+        </w:rPr>
+        <w:t xml:space="preserve">· </w:t>
+      </w:r>
+      <w:r>
+        <w:rPr w:rFonts="맑은 고딕">
+          <w:rFonts w:ascii="맑은 고딕" w:hAnsi="맑은 고딕" w:eastAsia="맑은 고딕"/>
+          <w:b/>
+          <w:color w:val="1F2937"/>
+          <w:sz w:val="21"/>
+        </w:rPr>
+        <w:t xml:space="preserve">주요 수록곡 특징: </w:t>
+      </w:r>
+      <w:r>
+        <w:rPr w:rFonts="맑은 고딕">
+          <w:rFonts w:ascii="맑은 고딕" w:hAnsi="맑은 고딕" w:eastAsia="맑은 고딕"/>
+          <w:b w:val="0"/>
+          <w:sz w:val="21"/>
+        </w:rPr>
+        <w:t>그녀의 이름을 전 세계에 각인시킨 서정적인 포크 팝 넘버 "Snowbird", 진솔한 고백으로 빌보드 팝 차트 정상을 차지하며 전 세계인을 울린 불후의 명곡 "You Needed Me"가 깊은 울림을 전합니다. 또한 통기타와 보컬의 순결한 조화가 빛나는 "Danny's Song"과 우아한 왈츠 리듬 속에 영원한 사랑을 노래한 "Could I Have This Dance" 등 한 곡도 놓칠 수 없는 명곡들이 유려하게 이어집니다.</w:t>
+      </w:r>
+    </w:p>
+    <w:p>
+      <w:pPr>
+        <w:spacing w:line="324" w:lineRule="auto" w:after="80"/>
+      </w:pPr>
+      <w:r>
+        <w:rPr w:rFonts="맑은 고딕">
+          <w:rFonts w:ascii="맑은 고딕" w:hAnsi="맑은 고딕" w:eastAsia="맑은 고딕"/>
+          <w:b w:val="0"/>
+          <w:color w:val="6B7280"/>
+          <w:sz w:val="21"/>
+        </w:rPr>
+        <w:t xml:space="preserve">· </w:t>
+      </w:r>
+      <w:r>
+        <w:rPr w:rFonts="맑은 고딕">
+          <w:rFonts w:ascii="맑은 고딕" w:hAnsi="맑은 고딕" w:eastAsia="맑은 고딕"/>
+          <w:b/>
+          <w:color w:val="1F2937"/>
+          <w:sz w:val="21"/>
+        </w:rPr>
+        <w:t xml:space="preserve">빈티지 감상 제언: </w:t>
+      </w:r>
+      <w:r>
+        <w:rPr w:rFonts="맑은 고딕">
+          <w:rFonts w:ascii="맑은 고딕" w:hAnsi="맑은 고딕" w:eastAsia="맑은 고딕"/>
+          <w:b w:val="0"/>
+          <w:sz w:val="21"/>
+        </w:rPr>
+        <w:t>진공관 앰프의 온화한 배음과 턴테이블 카트리지가 그루브를 긁으며 전해오는 자연스러운 아날로그 질감 속에서 앤 머레이의 콘트랄토 보이스는 비로소 독보적인 생명력을 얻습니다. 묵직하면서도 가슴 시리도록 따뜻한 저역의 감촉을 온전히 느끼기 위해, 조용한 밤 불을 끄고 차 한 잔과 함께 깊은 몰입 속에서 청음하시길 권합니다.</w:t>
+      </w:r>
+    </w:p>
+    <w:p>
+      <w:pPr>
+        <w:spacing w:line="324" w:lineRule="auto" w:after="80"/>
+      </w:pPr>
+      <w:r>
+        <w:rPr w:rFonts="맑은 고딕">
+          <w:rFonts w:ascii="맑은 고딕" w:hAnsi="맑은 고딕" w:eastAsia="맑은 고딕"/>
+          <w:b w:val="0"/>
+          <w:color w:val="6B7280"/>
+          <w:sz w:val="21"/>
+        </w:rPr>
+        <w:t xml:space="preserve">· </w:t>
+      </w:r>
+      <w:r>
+        <w:rPr w:rFonts="맑은 고딕">
+          <w:rFonts w:ascii="맑은 고딕" w:hAnsi="맑은 고딕" w:eastAsia="맑은 고딕"/>
+          <w:b/>
+          <w:color w:val="1F2937"/>
+          <w:sz w:val="21"/>
+        </w:rPr>
+        <w:t xml:space="preserve">소장 가치: </w:t>
+      </w:r>
+      <w:r>
+        <w:rPr w:rFonts="맑은 고딕">
+          <w:rFonts w:ascii="맑은 고딕" w:hAnsi="맑은 고딕" w:eastAsia="맑은 고딕"/>
+          <w:b w:val="0"/>
+          <w:sz w:val="21"/>
+        </w:rPr>
+        <w:t>한 시대를 풍미한 디바의 가장 빛나는 순간들을 한 장의 바이닐에 압축해 둔 음반으로, 팝과 포크, 컨트리의 고전적 정취를 사랑하는 컬렉터라면 턴테이블 옆 가장 손이 잘 닿는 곳에 비치해 두어야 할 필청의 아날로그 명반입니다.</w:t>
+      </w:r>
+    </w:p>
+    <w:p>
+      <w:pPr>
+        <w:spacing w:line="324" w:lineRule="auto" w:after="120" w:before="160"/>
+      </w:pPr>
+      <w:r>
+        <w:rPr w:rFonts="맑은 고딕">
+          <w:rFonts w:ascii="맑은 고딕" w:hAnsi="맑은 고딕" w:eastAsia="맑은 고딕"/>
+          <w:b/>
+          <w:color w:val="4338CA"/>
+          <w:sz w:val="21"/>
+        </w:rPr>
+        <w:t>이 음반을 통해 가을바람처럼 스며드는 앤 머레이의 온화한 목소리가 전해주는 감동을 다시 한번 경험해 보시는 것은 어떨까요?</w:t>
       </w:r>
     </w:p>
     <w:sectPr>
       <w:pgSz w:w="12240" w:h="15840"/>
-      <w:pgMar w:top="1440" w:right="1440" w:bottom="1440" w:left="1440" w:header="720" w:footer="720" w:gutter="0"/>
+      <w:pgMar w:top="1152" w:right="1296" w:bottom="1152" w:left="1296" w:header="720" w:footer="720" w:gutter="0"/>
       <w:cols w:space="720"/>
       <w:docGrid w:linePitch="360"/>
     </w:sectPr>

--- a/word_reports/LP_0060_위치_428_Anne Murray_Anne Murray C.docx
+++ b/word_reports/LP_0060_위치_428_Anne Murray_Anne Murray C.docx
@@ -32,7 +32,7 @@
     </w:p>
     <w:p>
       <w:pPr>
-        <w:spacing w:line="324" w:lineRule="auto" w:before="80" w:after="160"/>
+        <w:spacing w:line="324" w:lineRule="auto" w:before="80" w:after="120"/>
       </w:pPr>
       <w:r>
         <w:rPr w:rFonts="맑은 고딕">
@@ -42,13 +42,6 @@
           <w:sz w:val="22"/>
         </w:rPr>
         <w:t xml:space="preserve">[음반 소개] </w:t>
-      </w:r>
-      <w:r>
-        <w:rPr w:rFonts="맑은 고딕">
-          <w:rFonts w:ascii="맑은 고딕" w:hAnsi="맑은 고딕" w:eastAsia="맑은 고딕"/>
-          <w:b w:val="0"/>
-          <w:sz w:val="21"/>
-        </w:rPr>
       </w:r>
     </w:p>
     <w:p>
@@ -61,7 +54,33 @@
           <w:b w:val="0"/>
           <w:sz w:val="21"/>
         </w:rPr>
-        <w:t>캐나다의 드넓은 설원을 지나 가슴 깊은 곳으로 스며드는 온기를 지닌 아티스트, 앤 머레이의 찬란한 음악적 여정을 갈무리한 기념비적인 컴필레이션 앨범입니다. 그녀의 시그니처라 할 수 있는 풍요롭고 깊은 콘트랄토(Contralto) 보컬은 컨트리와 팝의 경계를 우아하게 허물며 세대를 초월한 서정적 감동을 선사합니다. 대중음악사에서 가장 따스한 위로를 건네온 그녀의 명곡들이 정갈하게 수록된 이 음반은, 절제된 어쿠스틱 편곡과 티 없이 맑은 감수성으로 듣는 이의 영혼을 부드럽게 감싸 안아줍니다.</w:t>
+        <w:t>북미 대륙의 청명한 북녘, 캐나다 노바스코샤의 대자연 속에서 길어 올린 맑고 단단한 음색의 주인공, 앤 머레이(Anne Murray)의 음악 세계를 압축한 본 음반은 1970년대와 80년대를 관통하며 팝과 컨트리의 경계를 유려하게 허문 독보적인 발자취를 조명합니다. 여타 디바들이 화려한 기교와 폭발적인 고음으로 청자의 귀를 압도하려 할 때, 앤 머레이는 깊고 그윽한 알토(Alto) 보이스로 인간의 가장 내밀한 서정을 조용히 어루만졌습니다. 그녀의 목소리는 마치 긴 겨울을 지나 찾아온 이른 봄날의 햇살처럼, 듣는 이의 마음속 얼어붙은 감정을 부드럽게 녹여내는 초월적인 온기를 품고 있습니다.</w:t>
+      </w:r>
+    </w:p>
+    <w:p>
+      <w:pPr>
+        <w:spacing w:line="324" w:lineRule="auto" w:after="120"/>
+      </w:pPr>
+      <w:r>
+        <w:rPr w:rFonts="맑은 고딕">
+          <w:rFonts w:ascii="맑은 고딕" w:hAnsi="맑은 고딕" w:eastAsia="맑은 고딕"/>
+          <w:b w:val="0"/>
+          <w:sz w:val="21"/>
+        </w:rPr>
+        <w:t>본 음반 《Anne Murray Collection》은 그녀가 캐나다 출신 여성 솔로 아티스트로서 최초로 미국 빌보드 정상과 그래미 어워즈를 석권하며 세계 팝 음악사의 전면에 우뚝 서기까지의 정수를 고스란히 담아낸 기념비적 앨범입니다. 당대 팝 음악계는 컨트리 특유의 진솔한 서사 구조와 세련된 어덜트 컨템포러리 팝의 결합을 시도하고 있었으며, 앤 머레이는 그 음악적 조류의 가장 선두에서 중심을 잡았던 나침반과도 같았습니다. 그녀의 노래는 화려한 도회지의 소음 속에서도 언제나 흙내음 나는 고향의 순수함과 평온한 안식을 환기하며 세대와 국경을 초월한 공감을 이끌어냈습니다.</w:t>
+      </w:r>
+    </w:p>
+    <w:p>
+      <w:pPr>
+        <w:spacing w:line="324" w:lineRule="auto" w:after="120"/>
+      </w:pPr>
+      <w:r>
+        <w:rPr w:rFonts="맑은 고딕">
+          <w:rFonts w:ascii="맑은 고딕" w:hAnsi="맑은 고딕" w:eastAsia="맑은 고딕"/>
+          <w:b w:val="0"/>
+          <w:sz w:val="21"/>
+        </w:rPr>
+        <w:t>아티스트가 평생에 걸쳐 음악을 통해 전하고자 했던 철학은 결코 복잡하거나 현학적이지 않았습니다. 그것은 바로 삶의 가장 단순하고 소박한 순간들에 깃든 사랑과 위로, 그리고 진실한 마음이었습니다. 이 음반에 수록된 수많은 명곡들은 시대의 유행이라는 덧없는 물결에 휩쓸리지 않고, 수십 년의 세월이 흐른 지금까지도 여전히 변치 않는 서정적 울림을 전합니다. 턴테이블의 바늘이 회전하며 피어오르는 그녀의 풍성한 중저음은 삭막한 현대인의 일상에 다시없을 우아한 휴식과 따뜻한 서정시를 선사할 것입니다.</w:t>
       </w:r>
     </w:p>
     <w:p>
@@ -168,7 +187,7 @@
           <w:b w:val="0"/>
           <w:sz w:val="21"/>
         </w:rPr>
-        <w:t>1970~80년대를 풍미하며 전 세계 음악 애호가들의 마음을 사로잡았던 앤 머레이의 황금기 대표작들을 엄선하여 정성스럽게 엮어낸 정선집(Collection)입니다. Capitol/EMI의 뛰어난 사운드 마스터링 기술을 바탕으로 아티스트 고유의 담백하고 품격 있는 보컬 톤을 온전히 살려낸 음악사적 보존 가치가 높은 음반입니다.</w:t>
+        <w:t>앤 머레이의 빛나는 전성기 히트곡들과 대중의 사랑을 듬뿍 받은 대표 트랙들을 엄선하여 집대성한 베스트 컬렉션 앨범으로, 아날로그 황금기의 찬연한 숨결을 온전히 품고 기획·발매되었습니다.</w:t>
       </w:r>
     </w:p>
     <w:p>
@@ -199,7 +218,7 @@
           <w:b w:val="0"/>
           <w:sz w:val="21"/>
         </w:rPr>
-        <w:t>앤 머레이는 전 세계 통산 5,500만 장 이상의 경이적인 음반 판매고를 기록한 슈퍼스타로, 본 앨범에 수록된 싱글들 역시 빌보드 핫 100 1위 및 어덜트 컨템포러리 차트 정상을 휩쓸며 다수의 골드 및 플래티넘 디스크를 달성하는 상업적 대성공을 거두었습니다.</w:t>
+        <w:t>1970~80년대 북미를 비롯해 전 세계적으로 수백만 장 이상의 앨범 판매고를 기록하며 플래티넘과 골드 레코드를 휩쓸었던 앤 머레이의 상업적 파급력이 집약된 앨범으로, 발매 당시 수많은 가정의 오디오 룸을 지켰던 베스트셀러 음반입니다.</w:t>
       </w:r>
     </w:p>
     <w:p>
@@ -230,7 +249,7 @@
           <w:b w:val="0"/>
           <w:sz w:val="21"/>
         </w:rPr>
-        <w:t>대중음악계 최고 권위의 그래미 어워드(Grammy Awards) 4회 수상을 비롯하여, 캐나다의 주노 어워드(Juno Awards) 24회 수상, 컨트리 음악 협회(CMA) ‘올해의 싱글상’ 등 팝과 컨트리 양대 진영의 주요 상을 섭렵하며 시대의 아이콘으로 공인받았습니다.</w:t>
+        <w:t>앤 머레이는 통산 4회의 그래미 어워즈(Grammy Awards) 수상, 24회의 주노 어워즈(Juno Awards) 최다 수상, 그리고 컨트리 음악 협회(CMA) 상을 섭렵하며 명예의 전당에 헌액된 전설적인 여성 보컬리스트로서, 본 음반에는 그 음악적 위상을 증명하는 명곡들이 응축되어 있습니다.</w:t>
       </w:r>
     </w:p>
     <w:p>
@@ -306,7 +325,7 @@
           <w:b w:val="0"/>
           <w:sz w:val="21"/>
         </w:rPr>
-        <w:t>1945년 6월 20일 ~ 현재</w:t>
+        <w:t>1945년 6월 20일 출생</w:t>
       </w:r>
     </w:p>
     <w:p>
@@ -368,7 +387,7 @@
           <w:b w:val="0"/>
           <w:sz w:val="21"/>
         </w:rPr>
-        <w:t>'캐나다의 가희(Canadian Songbird)'로 칭송받는 앤 머레이는 벨벳처럼 부드럽고 그윽한 저음의 보컬을 통해 팝, 컨트리, 이지리스닝의 경계를 완전히 허문 선구자적 여성 보컬리스트입니다. 그녀가 개척한 세련되고 절제된 어덜트 팝의 문법은 훗날 셀린 디온, 샤니아 트웨인 등 수많은 후배 아티스트들이 세계무대로 뻗어나갈 수 있는 길을 열어주었습니다.</w:t>
+        <w:t>캐나다 최초로 미국 팝 음악계를 정복한 국민 가수이자 팝과 컨트리 음악의 경계를 지운 위대한 보컬리스트입니다. 깊은 울림을 지닌 벨벳 같은 알토 음색과 결점 없는 가창력으로 20세기 후반 어덜트 컨템포러리 장르의 새로운 지평을 열었습니다.</w:t>
       </w:r>
     </w:p>
     <w:p>
@@ -413,7 +432,7 @@
           <w:b w:val="0"/>
           <w:sz w:val="21"/>
         </w:rPr>
-        <w:t>팝과 컨트리가 가장 지적이고 감미로운 형태로 융합되던 70~80년대 크로스오버 미학의 최정점을 보여주는 앨범입니다. 과장된 기교나 인위적인 기믹을 배제한 채 오롯이 유려한 멜로디와 정직한 보컬의 힘으로 곡을 이끌어가는 정통 팝 보컬의 영원한 클래식을 담아내고 있습니다.</w:t>
+        <w:t>1970~80년대 크로스오버 컨트리 팝과 이지 리스닝 팝이 음악적 완성도의 정점에 도달했음을 보여주는 걸작 셀렉션입니다. 앤 머레이의 음악은 후대 여성 싱어송라이터 및 보컬리스트들에게 보컬의 진정성과 담백한 절제미가 지닌 위대한 힘을 증명하는 교과서적 이정표가 되었습니다.</w:t>
       </w:r>
     </w:p>
     <w:p>
@@ -444,7 +463,7 @@
           <w:b w:val="0"/>
           <w:sz w:val="21"/>
         </w:rPr>
-        <w:t>라디오를 통해 울려 퍼지던 그녀의 담담한 위로는 격동과 분주함으로 점철되었던 당대 청춘들에게 더없는 평안과 안식처를 제공해 주었습니다. 사랑과 이별, 삶의 소박한 희망을 노래한 소리골 속에는 아날로그 시절 음악을 소중히 다루며 가슴에 품었던 사람들의 순수한 낭만이 고스란히 스며있습니다.</w:t>
+        <w:t>급변하는 산업화와 복잡다단한 사회적 격변 속에서 방황하던 당대 대중에게 앤 머레이의 음악은 따뜻한 어머니의 품과도 같은 도피처였습니다. 당시 청춘들은 라디오와 전축에서 흘러나오는 그녀의 목소리를 통해 순수한 사랑을 꿈꾸었고, 삶의 고단함을 씻어내며 낭만적인 밤을 맞이하곤 했습니다.</w:t>
       </w:r>
     </w:p>
     <w:p>
@@ -489,7 +508,7 @@
           <w:b w:val="0"/>
           <w:sz w:val="21"/>
         </w:rPr>
-        <w:t>그녀의 이름을 전 세계에 각인시킨 서정적인 포크 팝 넘버 "Snowbird", 진솔한 고백으로 빌보드 팝 차트 정상을 차지하며 전 세계인을 울린 불후의 명곡 "You Needed Me"가 깊은 울림을 전합니다. 또한 통기타와 보컬의 순결한 조화가 빛나는 "Danny's Song"과 우아한 왈츠 리듬 속에 영원한 사랑을 노래한 "Could I Have This Dance" 등 한 곡도 놓칠 수 없는 명곡들이 유려하게 이어집니다.</w:t>
+        <w:t>그녀를 일약 세계적인 스타덤에 올려놓았던 불후의 명곡 'Snowbird'의 경쾌하면서도 아련한 멜로디, 팝 역사상 가장 아름다운 러브송 중 하나로 손꼽히며 빌보드 핫 100 1위를 기록한 'You Needed Me'의 숭고한 헌신과 서정성, 그리고 비틀즈의 원곡을 자신만의 우아하고 깊은 감성으로 완벽히 재해석한 'You Won't See Me' 등이 수록되어 듣는 이의 마음을 진하게 물들입니다.</w:t>
       </w:r>
     </w:p>
     <w:p>
@@ -520,7 +539,7 @@
           <w:b w:val="0"/>
           <w:sz w:val="21"/>
         </w:rPr>
-        <w:t>진공관 앰프의 온화한 배음과 턴테이블 카트리지가 그루브를 긁으며 전해오는 자연스러운 아날로그 질감 속에서 앤 머레이의 콘트랄토 보이스는 비로소 독보적인 생명력을 얻습니다. 묵직하면서도 가슴 시리도록 따뜻한 저역의 감촉을 온전히 느끼기 위해, 조용한 밤 불을 끄고 차 한 잔과 함께 깊은 몰입 속에서 청음하시길 권합니다.</w:t>
+        <w:t>앤 머레이의 목소리는 특히 아날로그 진공관 앰프와 중음역이 풍성한 빈티지 턴테이블 시스템에서 최고의 진가를 발휘합니다. 저역의 탄탄함 속에서 피어오르는 벨벳 같은 중음 보컬의 질감, 그리고 따스한 어쿠스틱 기타와 오케스트레이션 스트링의 잔향을 음미할 때 깊은 감동을 느낄 수 있습니다.</w:t>
       </w:r>
     </w:p>
     <w:p>
@@ -551,7 +570,7 @@
           <w:b w:val="0"/>
           <w:sz w:val="21"/>
         </w:rPr>
-        <w:t>한 시대를 풍미한 디바의 가장 빛나는 순간들을 한 장의 바이닐에 압축해 둔 음반으로, 팝과 포크, 컨트리의 고전적 정취를 사랑하는 컬렉터라면 턴테이블 옆 가장 손이 잘 닿는 곳에 비치해 두어야 할 필청의 아날로그 명반입니다.</w:t>
+        <w:t>전설적인 여성 팝 디바의 황금기를 단 한 장의 바이닐로 오롯이 향유할 수 있는 컬렉터스 아이템입니다. 세월이 흘러도 빛바래지 않는 멜로디와 완벽한 마스터링이 돋보이는 본 음반은 품격 있는 클래식/팝 애호가의 LP 라이브러리에서 영원히 빛날 귀중한 보석입니다.</w:t>
       </w:r>
     </w:p>
     <w:p>
@@ -565,7 +584,7 @@
           <w:color w:val="4338CA"/>
           <w:sz w:val="21"/>
         </w:rPr>
-        <w:t>이 음반을 통해 가을바람처럼 스며드는 앤 머레이의 온화한 목소리가 전해주는 감동을 다시 한번 경험해 보시는 것은 어떨까요?</w:t>
+        <w:t>이 음반을 통해 긴 겨울 끝에 찾아온 봄바람처럼 아늑하고 따뜻한 앤 머레이의 목소리가 전해주는 감동을 다시 한번 경험해 보시는 것은 어떨까요?</w:t>
       </w:r>
     </w:p>
     <w:sectPr>
